--- a/00-首页/题组Word/专项卷/一分册/专项卷X-学生版.docx
+++ b/00-首页/题组Word/专项卷/一分册/专项卷X-学生版.docx
@@ -2017,15 +2017,31 @@
         <w:rPr>
           <w:rFonts w:ascii="Times New Roman" w:hAnsi="Times New Roman" w:eastAsia="Times New Roman" w:cs="Times New Roman"/>
         </w:rPr>
-        <w:t>B. WY</w:t>
-      </w:r>
-      <w:r>
-        <w:rPr>
-          <w:rFonts w:ascii="Times New Roman" w:hAnsi="Times New Roman" w:eastAsia="Times New Roman" w:cs="Times New Roman"/>
-          <w:vertAlign w:val="subscript"/>
-        </w:rPr>
-        <w:t>2</w:t>
-      </w:r>
+        <w:t xml:space="preserve">B.</w:t>
+      </w:r>
+      <w:r>
+        <w:rPr>
+          <w:rFonts w:ascii="Times New Roman" w:hAnsi="Times New Roman" w:eastAsia="Times New Roman" w:cs="Times New Roman"/>
+        </w:rPr>
+        <w:t xml:space="preserve"> </w:t>
+      </w:r>
+      <m:oMath>
+        <m:r>
+          <m:t>W</m:t>
+        </m:r>
+        <m:sSub>
+          <m:e>
+            <m:r>
+              <m:t>Y</m:t>
+            </m:r>
+          </m:e>
+          <m:sub>
+            <m:r>
+              <m:t>2</m:t>
+            </m:r>
+          </m:sub>
+        </m:sSub>
+      </m:oMath>
       <w:r>
         <w:rPr>
           <w:rFonts w:ascii="Times New Roman" w:hAnsi="Times New Roman" w:eastAsia="Times New Roman" w:cs="Times New Roman"/>
@@ -2983,15 +2999,22 @@
         <w:rPr>
           <w:rFonts w:ascii="Times New Roman" w:hAnsi="Times New Roman" w:eastAsia="Times New Roman" w:cs="Times New Roman"/>
         </w:rPr>
-        <w:t xml:space="preserve"> Q</w:t>
-      </w:r>
-      <w:r>
-        <w:rPr>
-          <w:rFonts w:ascii="Times New Roman" w:hAnsi="Times New Roman" w:eastAsia="Times New Roman" w:cs="Times New Roman"/>
-          <w:vertAlign w:val="subscript"/>
-        </w:rPr>
-        <w:t>1</w:t>
-      </w:r>
+        <w:t xml:space="preserve"> </w:t>
+      </w:r>
+      <m:oMath>
+        <m:sSub>
+          <m:e>
+            <m:r>
+              <m:t>Q</m:t>
+            </m:r>
+          </m:e>
+          <m:sub>
+            <m:r>
+              <m:t>1</m:t>
+            </m:r>
+          </m:sub>
+        </m:sSub>
+      </m:oMath>
       <w:r>
         <w:rPr>
           <w:rFonts w:ascii="Times New Roman" w:hAnsi="Times New Roman" w:eastAsia="Times New Roman" w:cs="Times New Roman"/>
@@ -3008,15 +3031,22 @@
         <w:rPr>
           <w:rFonts w:ascii="Times New Roman" w:hAnsi="Times New Roman" w:eastAsia="Times New Roman" w:cs="Times New Roman"/>
         </w:rPr>
-        <w:t xml:space="preserve"> Q</w:t>
-      </w:r>
-      <w:r>
-        <w:rPr>
-          <w:rFonts w:ascii="Times New Roman" w:hAnsi="Times New Roman" w:eastAsia="Times New Roman" w:cs="Times New Roman"/>
-          <w:vertAlign w:val="subscript"/>
-        </w:rPr>
-        <w:t>2</w:t>
-      </w:r>
+        <w:t xml:space="preserve"> </w:t>
+      </w:r>
+      <m:oMath>
+        <m:sSub>
+          <m:e>
+            <m:r>
+              <m:t>Q</m:t>
+            </m:r>
+          </m:e>
+          <m:sub>
+            <m:r>
+              <m:t>2</m:t>
+            </m:r>
+          </m:sub>
+        </m:sSub>
+      </m:oMath>
       <w:r>
         <w:rPr>
           <w:rFonts w:ascii="Times New Roman" w:hAnsi="Times New Roman" w:eastAsia="Times New Roman" w:cs="Times New Roman"/>
@@ -3380,15 +3410,31 @@
         <w:rPr>
           <w:rFonts w:ascii="Times New Roman" w:hAnsi="Times New Roman" w:eastAsia="Times New Roman" w:cs="Times New Roman"/>
         </w:rPr>
-        <w:t xml:space="preserve"> NaNO</w:t>
-      </w:r>
-      <w:r>
-        <w:rPr>
-          <w:rFonts w:ascii="Times New Roman" w:hAnsi="Times New Roman" w:eastAsia="Times New Roman" w:cs="Times New Roman"/>
-          <w:vertAlign w:val="subscript"/>
-        </w:rPr>
-        <w:t>3</w:t>
-      </w:r>
+        <w:t xml:space="preserve"> </w:t>
+      </w:r>
+      <m:oMath>
+        <m:r>
+          <m:t>N</m:t>
+        </m:r>
+        <m:r>
+          <m:t>a</m:t>
+        </m:r>
+        <m:r>
+          <m:t>N</m:t>
+        </m:r>
+        <m:sSub>
+          <m:e>
+            <m:r>
+              <m:t>O</m:t>
+            </m:r>
+          </m:e>
+          <m:sub>
+            <m:r>
+              <m:t>3</m:t>
+            </m:r>
+          </m:sub>
+        </m:sSub>
+      </m:oMath>
       <w:r>
         <w:rPr>
           <w:rFonts w:ascii="Times New Roman" w:hAnsi="Times New Roman" w:eastAsia="Times New Roman" w:cs="Times New Roman"/>
@@ -5062,15 +5108,40 @@
               <w:rPr>
                 <w:rFonts w:ascii="Times New Roman" w:hAnsi="Times New Roman" w:eastAsia="Times New Roman" w:cs="Times New Roman"/>
               </w:rPr>
-              <w:t>1 mol NaOH、1 mol NaHCO</w:t>
+              <w:t xml:space="preserve">1 mol NaOH、1 mol</w:t>
             </w:r>
             <w:r>
               <w:rPr>
                 <w:rFonts w:ascii="Times New Roman" w:hAnsi="Times New Roman" w:eastAsia="Times New Roman" w:cs="Times New Roman"/>
-                <w:vertAlign w:val="subscript"/>
               </w:rPr>
-              <w:t>3</w:t>
+              <w:t xml:space="preserve"> </w:t>
             </w:r>
+            <m:oMath>
+              <m:r>
+                <m:t>N</m:t>
+              </m:r>
+              <m:r>
+                <m:t>a</m:t>
+              </m:r>
+              <m:r>
+                <m:t>H</m:t>
+              </m:r>
+              <m:r>
+                <m:t>C</m:t>
+              </m:r>
+              <m:sSub>
+                <m:e>
+                  <m:r>
+                    <m:t>O</m:t>
+                  </m:r>
+                </m:e>
+                <m:sub>
+                  <m:r>
+                    <m:t>3</m:t>
+                  </m:r>
+                </m:sub>
+              </m:sSub>
+            </m:oMath>
           </w:p>
         </w:tc>
         <w:tc>
@@ -5125,15 +5196,40 @@
               <w:rPr>
                 <w:rFonts w:ascii="Times New Roman" w:hAnsi="Times New Roman" w:eastAsia="Times New Roman" w:cs="Times New Roman"/>
               </w:rPr>
-              <w:t>、1 mol NaHCO</w:t>
+              <w:t xml:space="preserve">、1 mol</w:t>
             </w:r>
             <w:r>
               <w:rPr>
                 <w:rFonts w:ascii="Times New Roman" w:hAnsi="Times New Roman" w:eastAsia="Times New Roman" w:cs="Times New Roman"/>
-                <w:vertAlign w:val="subscript"/>
               </w:rPr>
-              <w:t>3</w:t>
+              <w:t xml:space="preserve"> </w:t>
             </w:r>
+            <m:oMath>
+              <m:r>
+                <m:t>N</m:t>
+              </m:r>
+              <m:r>
+                <m:t>a</m:t>
+              </m:r>
+              <m:r>
+                <m:t>H</m:t>
+              </m:r>
+              <m:r>
+                <m:t>C</m:t>
+              </m:r>
+              <m:sSub>
+                <m:e>
+                  <m:r>
+                    <m:t>O</m:t>
+                  </m:r>
+                </m:e>
+                <m:sub>
+                  <m:r>
+                    <m:t>3</m:t>
+                  </m:r>
+                </m:sub>
+              </m:sSub>
+            </m:oMath>
           </w:p>
         </w:tc>
         <w:tc>
@@ -5188,15 +5284,40 @@
               <w:rPr>
                 <w:rFonts w:ascii="Times New Roman" w:hAnsi="Times New Roman" w:eastAsia="Times New Roman" w:cs="Times New Roman"/>
               </w:rPr>
-              <w:t>、2 mol NaHCO</w:t>
+              <w:t xml:space="preserve">、2 mol</w:t>
             </w:r>
             <w:r>
               <w:rPr>
                 <w:rFonts w:ascii="Times New Roman" w:hAnsi="Times New Roman" w:eastAsia="Times New Roman" w:cs="Times New Roman"/>
-                <w:vertAlign w:val="subscript"/>
               </w:rPr>
-              <w:t>3</w:t>
+              <w:t xml:space="preserve"> </w:t>
             </w:r>
+            <m:oMath>
+              <m:r>
+                <m:t>N</m:t>
+              </m:r>
+              <m:r>
+                <m:t>a</m:t>
+              </m:r>
+              <m:r>
+                <m:t>H</m:t>
+              </m:r>
+              <m:r>
+                <m:t>C</m:t>
+              </m:r>
+              <m:sSub>
+                <m:e>
+                  <m:r>
+                    <m:t>O</m:t>
+                  </m:r>
+                </m:e>
+                <m:sub>
+                  <m:r>
+                    <m:t>3</m:t>
+                  </m:r>
+                </m:sub>
+              </m:sSub>
+            </m:oMath>
           </w:p>
         </w:tc>
         <w:tc>
@@ -6592,22 +6713,36 @@
         <w:rPr>
           <w:rFonts w:ascii="Times New Roman" w:hAnsi="Times New Roman" w:eastAsia="Times New Roman" w:cs="Times New Roman"/>
         </w:rPr>
-        <w:t xml:space="preserve"> ClO</w:t>
-      </w:r>
-      <w:r>
-        <w:rPr>
-          <w:rFonts w:ascii="Times New Roman" w:hAnsi="Times New Roman" w:eastAsia="Times New Roman" w:cs="Times New Roman"/>
-          <w:vertAlign w:val="subscript"/>
-        </w:rPr>
-        <w:t>3</w:t>
-      </w:r>
-      <w:r>
-        <w:rPr>
-          <w:rFonts w:ascii="Times New Roman" w:hAnsi="Times New Roman" w:eastAsia="Times New Roman" w:cs="Times New Roman"/>
-          <w:vertAlign w:val="superscript"/>
-        </w:rPr>
-        <w:t>-</w:t>
-      </w:r>
+        <w:t xml:space="preserve"> </w:t>
+      </w:r>
+      <m:oMath>
+        <m:r>
+          <m:t>C</m:t>
+        </m:r>
+        <m:r>
+          <m:t>l</m:t>
+        </m:r>
+        <m:sSubSup>
+          <m:e>
+            <m:r>
+              <m:t>O</m:t>
+            </m:r>
+          </m:e>
+          <m:sub>
+            <m:r>
+              <m:t>3</m:t>
+            </m:r>
+          </m:sub>
+          <m:sup>
+            <m:r>
+              <m:rPr>
+                <m:sty m:val="p"/>
+              </m:rPr>
+              <m:t>−</m:t>
+            </m:r>
+          </m:sup>
+        </m:sSubSup>
+      </m:oMath>
       <w:r>
         <w:rPr>
           <w:rFonts w:ascii="Times New Roman" w:hAnsi="Times New Roman" w:eastAsia="Times New Roman" w:cs="Times New Roman"/>
@@ -15326,15 +15461,25 @@
         <w:rPr>
           <w:rFonts w:ascii="Times New Roman" w:hAnsi="Times New Roman" w:eastAsia="Times New Roman" w:cs="Times New Roman"/>
         </w:rPr>
-        <w:t xml:space="preserve"> SO</w:t>
-      </w:r>
-      <w:r>
-        <w:rPr>
-          <w:rFonts w:ascii="Times New Roman" w:hAnsi="Times New Roman" w:eastAsia="Times New Roman" w:cs="Times New Roman"/>
-          <w:vertAlign w:val="subscript"/>
-        </w:rPr>
-        <w:t>2</w:t>
-      </w:r>
+        <w:t xml:space="preserve"> </w:t>
+      </w:r>
+      <m:oMath>
+        <m:r>
+          <m:t>S</m:t>
+        </m:r>
+        <m:sSub>
+          <m:e>
+            <m:r>
+              <m:t>O</m:t>
+            </m:r>
+          </m:e>
+          <m:sub>
+            <m:r>
+              <m:t>2</m:t>
+            </m:r>
+          </m:sub>
+        </m:sSub>
+      </m:oMath>
       <w:r>
         <w:rPr>
           <w:rFonts w:ascii="Times New Roman" w:hAnsi="Times New Roman" w:eastAsia="Times New Roman" w:cs="Times New Roman"/>
@@ -15441,15 +15586,22 @@
         <w:rPr>
           <w:rFonts w:ascii="Times New Roman" w:hAnsi="Times New Roman" w:eastAsia="Times New Roman" w:cs="Times New Roman"/>
         </w:rPr>
-        <w:t xml:space="preserve"> O</w:t>
-      </w:r>
-      <w:r>
-        <w:rPr>
-          <w:rFonts w:ascii="Times New Roman" w:hAnsi="Times New Roman" w:eastAsia="Times New Roman" w:cs="Times New Roman"/>
-          <w:vertAlign w:val="subscript"/>
-        </w:rPr>
-        <w:t>2</w:t>
-      </w:r>
+        <w:t xml:space="preserve"> </w:t>
+      </w:r>
+      <m:oMath>
+        <m:sSub>
+          <m:e>
+            <m:r>
+              <m:t>O</m:t>
+            </m:r>
+          </m:e>
+          <m:sub>
+            <m:r>
+              <m:t>2</m:t>
+            </m:r>
+          </m:sub>
+        </m:sSub>
+      </m:oMath>
       <w:r>
         <w:rPr>
           <w:rFonts w:ascii="Times New Roman" w:hAnsi="Times New Roman" w:eastAsia="Times New Roman" w:cs="Times New Roman"/>
@@ -17824,7 +17976,7 @@
     <ns0:name ns0:val="Verbatim Char"/>
     <ns0:basedOn ns0:val="BodyTextChar"/>
     <ns0:rPr>
-      <ns0:rFonts ns0:ascii="Times New Roman" ns0:cs="Times New Roman" ns0:eastAsia="FangSong" ns0:hAnsi="Times New Roman"/>
+      <ns0:rFonts ns0:ascii="SimSun" ns0:cs="SimSun" ns0:eastAsia="SimSun" ns0:hAnsi="SimSun"/>
       <ns0:b ns0:val="0"/>
       <ns0:sz ns0:val="20"/>
     </ns0:rPr>
@@ -17878,7 +18030,7 @@
       <w:wordWrap w:val="off"/>
     </w:pPr>
     <ns0:rPr>
-      <w:rFonts ns0:ascii="Times New Roman" ns0:hAnsi="Times New Roman" ns0:eastAsia="FangSong" ns0:cs="Times New Roman"/>
+      <w:rFonts ns0:ascii="SimSun" ns0:hAnsi="SimSun" ns0:eastAsia="SimSun" ns0:cs="SimSun"/>
     </ns0:rPr>
   </w:style>
   <w:style w:type="character" w:customStyle="1" w:styleId="KeywordTok">

--- a/00-首页/题组Word/专项卷/一分册/专项卷X-学生版.docx
+++ b/00-首页/题组Word/专项卷/一分册/专项卷X-学生版.docx
@@ -206,6 +206,8 @@
     <w:p>
       <w:pPr>
         <w:pStyle w:val="BodyText"/>
+        <w:ind w:left="480" w:hanging="480"/>
+        <w:spacing w:after="0"/>
       </w:pPr>
       <w:r>
         <w:rPr>
@@ -225,6 +227,13 @@
         </w:rPr>
         <w:t xml:space="preserve"> </w:t>
       </w:r>
+    </w:p>
+    <w:p>
+      <w:pPr>
+        <w:pStyle w:val="BodyText"/>
+        <w:ind w:left="480" w:hanging="480"/>
+        <w:spacing w:before="0" w:after="0"/>
+      </w:pPr>
       <w:r>
         <w:rPr>
           <w:rFonts w:ascii="Times New Roman" w:hAnsi="Times New Roman" w:eastAsia="Times New Roman" w:cs="Times New Roman"/>
@@ -243,6 +252,13 @@
         </w:rPr>
         <w:t xml:space="preserve"> </w:t>
       </w:r>
+    </w:p>
+    <w:p>
+      <w:pPr>
+        <w:pStyle w:val="BodyText"/>
+        <w:ind w:left="480" w:hanging="480"/>
+        <w:spacing w:before="0" w:after="0"/>
+      </w:pPr>
       <w:r>
         <w:rPr>
           <w:rFonts w:ascii="Times New Roman" w:hAnsi="Times New Roman" w:eastAsia="Times New Roman" w:cs="Times New Roman"/>
@@ -261,6 +277,13 @@
         </w:rPr>
         <w:t xml:space="preserve"> </w:t>
       </w:r>
+    </w:p>
+    <w:p>
+      <w:pPr>
+        <w:pStyle w:val="BodyText"/>
+        <w:ind w:left="480" w:hanging="480"/>
+        <w:spacing w:before="0" w:after="180"/>
+      </w:pPr>
       <w:r>
         <w:rPr>
           <w:rFonts w:ascii="Times New Roman" w:hAnsi="Times New Roman" w:eastAsia="Times New Roman" w:cs="Times New Roman"/>
@@ -273,6 +296,16 @@
         </w:rPr>
         <w:t xml:space="preserve">白磷比红磷稳定</w:t>
       </w:r>
+    </w:p>
+    <w:p>
+      <w:pPr>
+        <w:spacing w:before="0" w:after="0"/>
+      </w:pPr>
+    </w:p>
+    <w:p>
+      <w:pPr>
+        <w:spacing w:before="0" w:after="0"/>
+      </w:pPr>
     </w:p>
     <w:bookmarkEnd w:id="10"/>
     <w:bookmarkStart w:id="11" w:name="第-2-题"/>
@@ -1391,6 +1424,16 @@
         </m:sSubSup>
       </m:oMath>
     </w:p>
+    <w:p>
+      <w:pPr>
+        <w:spacing w:before="0" w:after="0"/>
+      </w:pPr>
+    </w:p>
+    <w:p>
+      <w:pPr>
+        <w:spacing w:before="0" w:after="0"/>
+      </w:pPr>
+    </w:p>
     <w:bookmarkEnd w:id="11"/>
     <w:bookmarkStart w:id="12" w:name="第-3-题"/>
     <w:p>
@@ -1711,6 +1754,16 @@
         </w:rPr>
         <w:t xml:space="preserve">次氯酸钠可以与亚硫酸钠共存</w:t>
       </w:r>
+    </w:p>
+    <w:p>
+      <w:pPr>
+        <w:spacing w:before="0" w:after="0"/>
+      </w:pPr>
+    </w:p>
+    <w:p>
+      <w:pPr>
+        <w:spacing w:before="0" w:after="0"/>
+      </w:pPr>
     </w:p>
     <w:bookmarkEnd w:id="12"/>
     <w:bookmarkStart w:id="13" w:name="第-4-题"/>
@@ -2165,6 +2218,16 @@
         </m:r>
       </m:oMath>
     </w:p>
+    <w:p>
+      <w:pPr>
+        <w:spacing w:before="0" w:after="0"/>
+      </w:pPr>
+    </w:p>
+    <w:p>
+      <w:pPr>
+        <w:spacing w:before="0" w:after="0"/>
+      </w:pPr>
+    </w:p>
     <w:bookmarkEnd w:id="13"/>
     <w:bookmarkStart w:id="14" w:name="第-5-题"/>
     <w:p>
@@ -2463,6 +2526,21 @@
           <m:t>O</m:t>
         </m:r>
       </m:oMath>
+    </w:p>
+    <w:p>
+      <w:pPr>
+        <w:spacing w:before="0" w:after="0"/>
+      </w:pPr>
+    </w:p>
+    <w:p>
+      <w:pPr>
+        <w:spacing w:before="0" w:after="0"/>
+      </w:pPr>
+    </w:p>
+    <w:p>
+      <w:pPr>
+        <w:spacing w:before="0" w:after="0"/>
+      </w:pPr>
     </w:p>
     <w:bookmarkEnd w:id="14"/>
     <w:bookmarkStart w:id="15" w:name="第-6-题"/>
@@ -2988,6 +3066,8 @@
     <w:p>
       <w:pPr>
         <w:pStyle w:val="BodyText"/>
+        <w:ind w:left="480" w:hanging="480"/>
+        <w:spacing w:after="0"/>
       </w:pPr>
       <w:r>
         <w:rPr>
@@ -3075,7 +3155,20 @@
         <w:rPr>
           <w:rFonts w:hint="eastAsia" w:ascii="Times New Roman" w:hAnsi="Times New Roman" w:eastAsia="Times New Roman" w:cs="Times New Roman"/>
         </w:rPr>
-        <w:t xml:space="preserve">）。A.</w:t>
+        <w:t xml:space="preserve">）。</w:t>
+      </w:r>
+    </w:p>
+    <w:p>
+      <w:pPr>
+        <w:pStyle w:val="BodyText"/>
+        <w:ind w:left="480" w:hanging="480"/>
+        <w:spacing w:before="0" w:after="0"/>
+      </w:pPr>
+      <w:r>
+        <w:rPr>
+          <w:rFonts w:hint="eastAsia" w:ascii="Times New Roman" w:hAnsi="Times New Roman" w:eastAsia="Times New Roman" w:cs="Times New Roman"/>
+        </w:rPr>
+        <w:t xml:space="preserve">A.</w:t>
       </w:r>
       <w:r>
         <w:rPr>
@@ -3119,7 +3212,20 @@
         <w:rPr>
           <w:rFonts w:ascii="Times New Roman" w:hAnsi="Times New Roman" w:eastAsia="Times New Roman" w:cs="Times New Roman"/>
         </w:rPr>
-        <w:t xml:space="preserve">　B.</w:t>
+        <w:t xml:space="preserve">　</w:t>
+      </w:r>
+    </w:p>
+    <w:p>
+      <w:pPr>
+        <w:pStyle w:val="BodyText"/>
+        <w:ind w:left="480" w:hanging="480"/>
+        <w:spacing w:before="0" w:after="0"/>
+      </w:pPr>
+      <w:r>
+        <w:rPr>
+          <w:rFonts w:ascii="Times New Roman" w:hAnsi="Times New Roman" w:eastAsia="Times New Roman" w:cs="Times New Roman"/>
+        </w:rPr>
+        <w:t xml:space="preserve">B.</w:t>
       </w:r>
       <w:r>
         <w:rPr>
@@ -3163,7 +3269,20 @@
         <w:rPr>
           <w:rFonts w:ascii="Times New Roman" w:hAnsi="Times New Roman" w:eastAsia="Times New Roman" w:cs="Times New Roman"/>
         </w:rPr>
-        <w:t xml:space="preserve">　C.</w:t>
+        <w:t xml:space="preserve">　</w:t>
+      </w:r>
+    </w:p>
+    <w:p>
+      <w:pPr>
+        <w:pStyle w:val="BodyText"/>
+        <w:ind w:left="480" w:hanging="480"/>
+        <w:spacing w:before="0" w:after="0"/>
+      </w:pPr>
+      <w:r>
+        <w:rPr>
+          <w:rFonts w:ascii="Times New Roman" w:hAnsi="Times New Roman" w:eastAsia="Times New Roman" w:cs="Times New Roman"/>
+        </w:rPr>
+        <w:t xml:space="preserve">C.</w:t>
       </w:r>
       <w:r>
         <w:rPr>
@@ -3207,7 +3326,20 @@
         <w:rPr>
           <w:rFonts w:ascii="Times New Roman" w:hAnsi="Times New Roman" w:eastAsia="Times New Roman" w:cs="Times New Roman"/>
         </w:rPr>
-        <w:t xml:space="preserve">　D. </w:t>
+        <w:t xml:space="preserve">　</w:t>
+      </w:r>
+    </w:p>
+    <w:p>
+      <w:pPr>
+        <w:pStyle w:val="BodyText"/>
+        <w:ind w:left="480" w:hanging="480"/>
+        <w:spacing w:before="0" w:after="180"/>
+      </w:pPr>
+      <w:r>
+        <w:rPr>
+          <w:rFonts w:ascii="Times New Roman" w:hAnsi="Times New Roman" w:eastAsia="Times New Roman" w:cs="Times New Roman"/>
+        </w:rPr>
+        <w:t xml:space="preserve">D. </w:t>
       </w:r>
       <w:r>
         <w:rPr>
@@ -3215,6 +3347,16 @@
         </w:rPr>
         <w:t xml:space="preserve">无法确定</w:t>
       </w:r>
+    </w:p>
+    <w:p>
+      <w:pPr>
+        <w:spacing w:before="0" w:after="0"/>
+      </w:pPr>
+    </w:p>
+    <w:p>
+      <w:pPr>
+        <w:spacing w:before="0" w:after="0"/>
+      </w:pPr>
     </w:p>
     <w:bookmarkEnd w:id="15"/>
     <w:bookmarkStart w:id="16" w:name="第-7-题"/>
@@ -3477,6 +3619,31 @@
         </w:rPr>
         <w:t>。</w:t>
       </w:r>
+    </w:p>
+    <w:p>
+      <w:pPr>
+        <w:spacing w:before="0" w:after="0"/>
+      </w:pPr>
+    </w:p>
+    <w:p>
+      <w:pPr>
+        <w:spacing w:before="0" w:after="0"/>
+      </w:pPr>
+    </w:p>
+    <w:p>
+      <w:pPr>
+        <w:spacing w:before="0" w:after="0"/>
+      </w:pPr>
+    </w:p>
+    <w:p>
+      <w:pPr>
+        <w:spacing w:before="0" w:after="0"/>
+      </w:pPr>
+    </w:p>
+    <w:p>
+      <w:pPr>
+        <w:spacing w:before="0" w:after="0"/>
+      </w:pPr>
     </w:p>
     <w:bookmarkEnd w:id="16"/>
     <w:bookmarkStart w:id="17" w:name="第-8-题"/>
@@ -4058,6 +4225,46 @@
         </w:rPr>
         <w:t xml:space="preserve"> ____。</w:t>
       </w:r>
+    </w:p>
+    <w:p>
+      <w:pPr>
+        <w:spacing w:before="0" w:after="0"/>
+      </w:pPr>
+    </w:p>
+    <w:p>
+      <w:pPr>
+        <w:spacing w:before="0" w:after="0"/>
+      </w:pPr>
+    </w:p>
+    <w:p>
+      <w:pPr>
+        <w:spacing w:before="0" w:after="0"/>
+      </w:pPr>
+    </w:p>
+    <w:p>
+      <w:pPr>
+        <w:spacing w:before="0" w:after="0"/>
+      </w:pPr>
+    </w:p>
+    <w:p>
+      <w:pPr>
+        <w:spacing w:before="0" w:after="0"/>
+      </w:pPr>
+    </w:p>
+    <w:p>
+      <w:pPr>
+        <w:spacing w:before="0" w:after="0"/>
+      </w:pPr>
+    </w:p>
+    <w:p>
+      <w:pPr>
+        <w:spacing w:before="0" w:after="0"/>
+      </w:pPr>
+    </w:p>
+    <w:p>
+      <w:pPr>
+        <w:spacing w:before="0" w:after="0"/>
+      </w:pPr>
     </w:p>
     <w:bookmarkEnd w:id="17"/>
     <w:bookmarkStart w:id="18" w:name="第-9-题"/>
@@ -4828,6 +5035,16 @@
         </w:rPr>
         <w:t xml:space="preserve">所得混合气体的密度的一半</w:t>
       </w:r>
+    </w:p>
+    <w:p>
+      <w:pPr>
+        <w:spacing w:before="0" w:after="0"/>
+      </w:pPr>
+    </w:p>
+    <w:p>
+      <w:pPr>
+        <w:spacing w:before="0" w:after="0"/>
+      </w:pPr>
     </w:p>
     <w:bookmarkEnd w:id="18"/>
     <w:bookmarkStart w:id="19" w:name="第-10-题"/>
@@ -5645,6 +5862,31 @@
               </m:sSub>
             </m:oMath>
           </w:p>
+          <w:p>
+            <w:pPr>
+              <w:spacing w:before="0" w:after="0"/>
+            </w:pPr>
+          </w:p>
+          <w:p>
+            <w:pPr>
+              <w:spacing w:before="0" w:after="0"/>
+            </w:pPr>
+          </w:p>
+          <w:p>
+            <w:pPr>
+              <w:spacing w:before="0" w:after="0"/>
+            </w:pPr>
+          </w:p>
+          <w:p>
+            <w:pPr>
+              <w:spacing w:before="0" w:after="0"/>
+            </w:pPr>
+          </w:p>
+          <w:p>
+            <w:pPr>
+              <w:spacing w:before="0" w:after="0"/>
+            </w:pPr>
+          </w:p>
         </w:tc>
       </w:tr>
     </w:tbl>
@@ -6309,7 +6551,7 @@
         </w:rPr>
         <w:drawing>
           <wp:inline>
-            <wp:extent cx="3240000" cy="4082600"/>
+            <wp:extent cx="3240000" cy="4065093"/>
             <wp:effectExtent b="0" l="0" r="0" t="0"/>
             <wp:docPr descr="" title="" id="21" name="Picture"/>
             <a:graphic>
@@ -6330,7 +6572,7 @@
                   <pic:spPr bwMode="auto">
                     <a:xfrm>
                       <a:off x="0" y="0"/>
-                      <a:ext cx="3240000" cy="4082600"/>
+                      <a:ext cx="3240000" cy="4065093"/>
                     </a:xfrm>
                     <a:prstGeom prst="rect">
                       <a:avLst/>
@@ -6620,6 +6862,46 @@
         <w:t>）</w:t>
       </w:r>
     </w:p>
+    <w:p>
+      <w:pPr>
+        <w:spacing w:before="0" w:after="0"/>
+      </w:pPr>
+    </w:p>
+    <w:p>
+      <w:pPr>
+        <w:spacing w:before="0" w:after="0"/>
+      </w:pPr>
+    </w:p>
+    <w:p>
+      <w:pPr>
+        <w:spacing w:before="0" w:after="0"/>
+      </w:pPr>
+    </w:p>
+    <w:p>
+      <w:pPr>
+        <w:spacing w:before="0" w:after="0"/>
+      </w:pPr>
+    </w:p>
+    <w:p>
+      <w:pPr>
+        <w:spacing w:before="0" w:after="0"/>
+      </w:pPr>
+    </w:p>
+    <w:p>
+      <w:pPr>
+        <w:spacing w:before="0" w:after="0"/>
+      </w:pPr>
+    </w:p>
+    <w:p>
+      <w:pPr>
+        <w:spacing w:before="0" w:after="0"/>
+      </w:pPr>
+    </w:p>
+    <w:p>
+      <w:pPr>
+        <w:spacing w:before="0" w:after="0"/>
+      </w:pPr>
+    </w:p>
     <w:bookmarkEnd w:id="24"/>
     <w:bookmarkStart w:id="25" w:name="第-12-题"/>
     <w:p>
@@ -6761,6 +7043,21 @@
         </w:rPr>
         <w:t>。</w:t>
       </w:r>
+    </w:p>
+    <w:p>
+      <w:pPr>
+        <w:spacing w:before="0" w:after="0"/>
+      </w:pPr>
+    </w:p>
+    <w:p>
+      <w:pPr>
+        <w:spacing w:before="0" w:after="0"/>
+      </w:pPr>
+    </w:p>
+    <w:p>
+      <w:pPr>
+        <w:spacing w:before="0" w:after="0"/>
+      </w:pPr>
     </w:p>
     <w:bookmarkEnd w:id="25"/>
     <w:bookmarkStart w:id="26" w:name="第-13-题"/>
@@ -7060,6 +7357,21 @@
         <w:t>。</w:t>
       </w:r>
     </w:p>
+    <w:p>
+      <w:pPr>
+        <w:spacing w:before="0" w:after="0"/>
+      </w:pPr>
+    </w:p>
+    <w:p>
+      <w:pPr>
+        <w:spacing w:before="0" w:after="0"/>
+      </w:pPr>
+    </w:p>
+    <w:p>
+      <w:pPr>
+        <w:spacing w:before="0" w:after="0"/>
+      </w:pPr>
+    </w:p>
     <w:bookmarkEnd w:id="26"/>
     <w:bookmarkStart w:id="27" w:name="第-14-题"/>
     <w:p>
@@ -7419,6 +7731,8 @@
     <w:p>
       <w:pPr>
         <w:pStyle w:val="BodyText"/>
+        <w:ind w:left="480" w:hanging="480"/>
+        <w:spacing w:after="0"/>
       </w:pPr>
       <w:r>
         <w:rPr>
@@ -7502,6 +7816,13 @@
         </w:rPr>
         <w:t xml:space="preserve"> </w:t>
       </w:r>
+    </w:p>
+    <w:p>
+      <w:pPr>
+        <w:pStyle w:val="BodyText"/>
+        <w:ind w:left="480" w:hanging="480"/>
+        <w:spacing w:before="0" w:after="0"/>
+      </w:pPr>
       <w:r>
         <w:rPr>
           <w:rFonts w:ascii="Times New Roman" w:hAnsi="Times New Roman" w:eastAsia="Times New Roman" w:cs="Times New Roman"/>
@@ -7567,6 +7888,13 @@
         </w:rPr>
         <w:t xml:space="preserve"> </w:t>
       </w:r>
+    </w:p>
+    <w:p>
+      <w:pPr>
+        <w:pStyle w:val="BodyText"/>
+        <w:ind w:left="480" w:hanging="480"/>
+        <w:spacing w:before="0" w:after="0"/>
+      </w:pPr>
       <w:r>
         <w:rPr>
           <w:rFonts w:ascii="Times New Roman" w:hAnsi="Times New Roman" w:eastAsia="Times New Roman" w:cs="Times New Roman"/>
@@ -7650,6 +7978,13 @@
         </w:rPr>
         <w:t xml:space="preserve"> </w:t>
       </w:r>
+    </w:p>
+    <w:p>
+      <w:pPr>
+        <w:pStyle w:val="BodyText"/>
+        <w:ind w:left="480" w:hanging="480"/>
+        <w:spacing w:before="0" w:after="180"/>
+      </w:pPr>
       <w:r>
         <w:rPr>
           <w:rFonts w:ascii="Times New Roman" w:hAnsi="Times New Roman" w:eastAsia="Times New Roman" w:cs="Times New Roman"/>
@@ -7750,6 +8085,16 @@
         </w:rPr>
         <w:t>容易失去电子生成阳离子</w:t>
       </w:r>
+    </w:p>
+    <w:p>
+      <w:pPr>
+        <w:spacing w:before="0" w:after="0"/>
+      </w:pPr>
+    </w:p>
+    <w:p>
+      <w:pPr>
+        <w:spacing w:before="0" w:after="0"/>
+      </w:pPr>
     </w:p>
     <w:bookmarkEnd w:id="27"/>
     <w:bookmarkStart w:id="28" w:name="第-15-题"/>
@@ -8200,6 +8545,31 @@
         </w:rPr>
         <w:t>。</w:t>
       </w:r>
+    </w:p>
+    <w:p>
+      <w:pPr>
+        <w:spacing w:before="0" w:after="0"/>
+      </w:pPr>
+    </w:p>
+    <w:p>
+      <w:pPr>
+        <w:spacing w:before="0" w:after="0"/>
+      </w:pPr>
+    </w:p>
+    <w:p>
+      <w:pPr>
+        <w:spacing w:before="0" w:after="0"/>
+      </w:pPr>
+    </w:p>
+    <w:p>
+      <w:pPr>
+        <w:spacing w:before="0" w:after="0"/>
+      </w:pPr>
+    </w:p>
+    <w:p>
+      <w:pPr>
+        <w:spacing w:before="0" w:after="0"/>
+      </w:pPr>
     </w:p>
     <w:bookmarkEnd w:id="28"/>
     <w:bookmarkStart w:id="29" w:name="第-16-题"/>
@@ -8994,6 +9364,46 @@
         <w:t xml:space="preserve">_。</w:t>
       </w:r>
     </w:p>
+    <w:p>
+      <w:pPr>
+        <w:spacing w:before="0" w:after="0"/>
+      </w:pPr>
+    </w:p>
+    <w:p>
+      <w:pPr>
+        <w:spacing w:before="0" w:after="0"/>
+      </w:pPr>
+    </w:p>
+    <w:p>
+      <w:pPr>
+        <w:spacing w:before="0" w:after="0"/>
+      </w:pPr>
+    </w:p>
+    <w:p>
+      <w:pPr>
+        <w:spacing w:before="0" w:after="0"/>
+      </w:pPr>
+    </w:p>
+    <w:p>
+      <w:pPr>
+        <w:spacing w:before="0" w:after="0"/>
+      </w:pPr>
+    </w:p>
+    <w:p>
+      <w:pPr>
+        <w:spacing w:before="0" w:after="0"/>
+      </w:pPr>
+    </w:p>
+    <w:p>
+      <w:pPr>
+        <w:spacing w:before="0" w:after="0"/>
+      </w:pPr>
+    </w:p>
+    <w:p>
+      <w:pPr>
+        <w:spacing w:before="0" w:after="0"/>
+      </w:pPr>
+    </w:p>
     <w:bookmarkEnd w:id="29"/>
     <w:bookmarkStart w:id="33" w:name="第-17-题"/>
     <w:p>
@@ -9468,7 +9878,7 @@
         </w:rPr>
         <w:drawing>
           <wp:inline>
-            <wp:extent cx="3240000" cy="3314482"/>
+            <wp:extent cx="3240000" cy="3277241"/>
             <wp:effectExtent b="0" l="0" r="0" t="0"/>
             <wp:docPr descr="" title="" id="31" name="Picture"/>
             <a:graphic>
@@ -9489,7 +9899,7 @@
                   <pic:spPr bwMode="auto">
                     <a:xfrm>
                       <a:off x="0" y="0"/>
-                      <a:ext cx="3240000" cy="3314482"/>
+                      <a:ext cx="3240000" cy="3277241"/>
                     </a:xfrm>
                     <a:prstGeom prst="rect">
                       <a:avLst/>
@@ -9546,6 +9956,46 @@
         <w:t>）</w:t>
       </w:r>
     </w:p>
+    <w:p>
+      <w:pPr>
+        <w:spacing w:before="0" w:after="0"/>
+      </w:pPr>
+    </w:p>
+    <w:p>
+      <w:pPr>
+        <w:spacing w:before="0" w:after="0"/>
+      </w:pPr>
+    </w:p>
+    <w:p>
+      <w:pPr>
+        <w:spacing w:before="0" w:after="0"/>
+      </w:pPr>
+    </w:p>
+    <w:p>
+      <w:pPr>
+        <w:spacing w:before="0" w:after="0"/>
+      </w:pPr>
+    </w:p>
+    <w:p>
+      <w:pPr>
+        <w:spacing w:before="0" w:after="0"/>
+      </w:pPr>
+    </w:p>
+    <w:p>
+      <w:pPr>
+        <w:spacing w:before="0" w:after="0"/>
+      </w:pPr>
+    </w:p>
+    <w:p>
+      <w:pPr>
+        <w:spacing w:before="0" w:after="0"/>
+      </w:pPr>
+    </w:p>
+    <w:p>
+      <w:pPr>
+        <w:spacing w:before="0" w:after="0"/>
+      </w:pPr>
+    </w:p>
     <w:bookmarkEnd w:id="34"/>
     <w:bookmarkStart w:id="35" w:name="第-18-题"/>
     <w:p>
@@ -10465,6 +10915,46 @@
         <w:t xml:space="preserve"> ____ 。</w:t>
       </w:r>
     </w:p>
+    <w:p>
+      <w:pPr>
+        <w:spacing w:before="0" w:after="0"/>
+      </w:pPr>
+    </w:p>
+    <w:p>
+      <w:pPr>
+        <w:spacing w:before="0" w:after="0"/>
+      </w:pPr>
+    </w:p>
+    <w:p>
+      <w:pPr>
+        <w:spacing w:before="0" w:after="0"/>
+      </w:pPr>
+    </w:p>
+    <w:p>
+      <w:pPr>
+        <w:spacing w:before="0" w:after="0"/>
+      </w:pPr>
+    </w:p>
+    <w:p>
+      <w:pPr>
+        <w:spacing w:before="0" w:after="0"/>
+      </w:pPr>
+    </w:p>
+    <w:p>
+      <w:pPr>
+        <w:spacing w:before="0" w:after="0"/>
+      </w:pPr>
+    </w:p>
+    <w:p>
+      <w:pPr>
+        <w:spacing w:before="0" w:after="0"/>
+      </w:pPr>
+    </w:p>
+    <w:p>
+      <w:pPr>
+        <w:spacing w:before="0" w:after="0"/>
+      </w:pPr>
+    </w:p>
     <w:bookmarkEnd w:id="35"/>
     <w:bookmarkStart w:id="36" w:name="第-19-题"/>
     <w:p>
@@ -10655,6 +11145,31 @@
         </w:rPr>
         <w:t>。</w:t>
       </w:r>
+    </w:p>
+    <w:p>
+      <w:pPr>
+        <w:spacing w:before="0" w:after="0"/>
+      </w:pPr>
+    </w:p>
+    <w:p>
+      <w:pPr>
+        <w:spacing w:before="0" w:after="0"/>
+      </w:pPr>
+    </w:p>
+    <w:p>
+      <w:pPr>
+        <w:spacing w:before="0" w:after="0"/>
+      </w:pPr>
+    </w:p>
+    <w:p>
+      <w:pPr>
+        <w:spacing w:before="0" w:after="0"/>
+      </w:pPr>
+    </w:p>
+    <w:p>
+      <w:pPr>
+        <w:spacing w:before="0" w:after="0"/>
+      </w:pPr>
     </w:p>
     <w:bookmarkEnd w:id="36"/>
     <w:bookmarkStart w:id="37" w:name="第-20-题"/>
@@ -11723,6 +12238,46 @@
         <w:t xml:space="preserve"> ____。</w:t>
       </w:r>
     </w:p>
+    <w:p>
+      <w:pPr>
+        <w:spacing w:before="0" w:after="0"/>
+      </w:pPr>
+    </w:p>
+    <w:p>
+      <w:pPr>
+        <w:spacing w:before="0" w:after="0"/>
+      </w:pPr>
+    </w:p>
+    <w:p>
+      <w:pPr>
+        <w:spacing w:before="0" w:after="0"/>
+      </w:pPr>
+    </w:p>
+    <w:p>
+      <w:pPr>
+        <w:spacing w:before="0" w:after="0"/>
+      </w:pPr>
+    </w:p>
+    <w:p>
+      <w:pPr>
+        <w:spacing w:before="0" w:after="0"/>
+      </w:pPr>
+    </w:p>
+    <w:p>
+      <w:pPr>
+        <w:spacing w:before="0" w:after="0"/>
+      </w:pPr>
+    </w:p>
+    <w:p>
+      <w:pPr>
+        <w:spacing w:before="0" w:after="0"/>
+      </w:pPr>
+    </w:p>
+    <w:p>
+      <w:pPr>
+        <w:spacing w:before="0" w:after="0"/>
+      </w:pPr>
+    </w:p>
     <w:bookmarkEnd w:id="37"/>
     <w:bookmarkStart w:id="38" w:name="第-21-题"/>
     <w:p>
@@ -12026,6 +12581,31 @@
         </w:rPr>
         <w:t>?</w:t>
       </w:r>
+    </w:p>
+    <w:p>
+      <w:pPr>
+        <w:spacing w:before="0" w:after="0"/>
+      </w:pPr>
+    </w:p>
+    <w:p>
+      <w:pPr>
+        <w:spacing w:before="0" w:after="0"/>
+      </w:pPr>
+    </w:p>
+    <w:p>
+      <w:pPr>
+        <w:spacing w:before="0" w:after="0"/>
+      </w:pPr>
+    </w:p>
+    <w:p>
+      <w:pPr>
+        <w:spacing w:before="0" w:after="0"/>
+      </w:pPr>
+    </w:p>
+    <w:p>
+      <w:pPr>
+        <w:spacing w:before="0" w:after="0"/>
+      </w:pPr>
     </w:p>
     <w:bookmarkEnd w:id="38"/>
     <w:bookmarkStart w:id="39" w:name="第-22-题"/>
@@ -13338,6 +13918,16 @@
         </m:r>
       </m:oMath>
     </w:p>
+    <w:p>
+      <w:pPr>
+        <w:spacing w:before="0" w:after="0"/>
+      </w:pPr>
+    </w:p>
+    <w:p>
+      <w:pPr>
+        <w:spacing w:before="0" w:after="0"/>
+      </w:pPr>
+    </w:p>
     <w:bookmarkEnd w:id="39"/>
     <w:bookmarkStart w:id="40" w:name="第-23-题"/>
     <w:p>
@@ -13874,6 +14464,46 @@
         </w:rPr>
         <w:t>。</w:t>
       </w:r>
+    </w:p>
+    <w:p>
+      <w:pPr>
+        <w:spacing w:before="0" w:after="0"/>
+      </w:pPr>
+    </w:p>
+    <w:p>
+      <w:pPr>
+        <w:spacing w:before="0" w:after="0"/>
+      </w:pPr>
+    </w:p>
+    <w:p>
+      <w:pPr>
+        <w:spacing w:before="0" w:after="0"/>
+      </w:pPr>
+    </w:p>
+    <w:p>
+      <w:pPr>
+        <w:spacing w:before="0" w:after="0"/>
+      </w:pPr>
+    </w:p>
+    <w:p>
+      <w:pPr>
+        <w:spacing w:before="0" w:after="0"/>
+      </w:pPr>
+    </w:p>
+    <w:p>
+      <w:pPr>
+        <w:spacing w:before="0" w:after="0"/>
+      </w:pPr>
+    </w:p>
+    <w:p>
+      <w:pPr>
+        <w:spacing w:before="0" w:after="0"/>
+      </w:pPr>
+    </w:p>
+    <w:p>
+      <w:pPr>
+        <w:spacing w:before="0" w:after="0"/>
+      </w:pPr>
     </w:p>
     <w:bookmarkEnd w:id="40"/>
     <w:bookmarkStart w:id="41" w:name="第-24-题"/>
@@ -14618,6 +15248,46 @@
         <w:t>。</w:t>
       </w:r>
     </w:p>
+    <w:p>
+      <w:pPr>
+        <w:spacing w:before="0" w:after="0"/>
+      </w:pPr>
+    </w:p>
+    <w:p>
+      <w:pPr>
+        <w:spacing w:before="0" w:after="0"/>
+      </w:pPr>
+    </w:p>
+    <w:p>
+      <w:pPr>
+        <w:spacing w:before="0" w:after="0"/>
+      </w:pPr>
+    </w:p>
+    <w:p>
+      <w:pPr>
+        <w:spacing w:before="0" w:after="0"/>
+      </w:pPr>
+    </w:p>
+    <w:p>
+      <w:pPr>
+        <w:spacing w:before="0" w:after="0"/>
+      </w:pPr>
+    </w:p>
+    <w:p>
+      <w:pPr>
+        <w:spacing w:before="0" w:after="0"/>
+      </w:pPr>
+    </w:p>
+    <w:p>
+      <w:pPr>
+        <w:spacing w:before="0" w:after="0"/>
+      </w:pPr>
+    </w:p>
+    <w:p>
+      <w:pPr>
+        <w:spacing w:before="0" w:after="0"/>
+      </w:pPr>
+    </w:p>
     <w:bookmarkEnd w:id="41"/>
     <w:bookmarkStart w:id="42" w:name="第-25-题"/>
     <w:p>
@@ -15620,6 +16290,46 @@
         </w:rPr>
         <w:t>。</w:t>
       </w:r>
+    </w:p>
+    <w:p>
+      <w:pPr>
+        <w:spacing w:before="0" w:after="0"/>
+      </w:pPr>
+    </w:p>
+    <w:p>
+      <w:pPr>
+        <w:spacing w:before="0" w:after="0"/>
+      </w:pPr>
+    </w:p>
+    <w:p>
+      <w:pPr>
+        <w:spacing w:before="0" w:after="0"/>
+      </w:pPr>
+    </w:p>
+    <w:p>
+      <w:pPr>
+        <w:spacing w:before="0" w:after="0"/>
+      </w:pPr>
+    </w:p>
+    <w:p>
+      <w:pPr>
+        <w:spacing w:before="0" w:after="0"/>
+      </w:pPr>
+    </w:p>
+    <w:p>
+      <w:pPr>
+        <w:spacing w:before="0" w:after="0"/>
+      </w:pPr>
+    </w:p>
+    <w:p>
+      <w:pPr>
+        <w:spacing w:before="0" w:after="0"/>
+      </w:pPr>
+    </w:p>
+    <w:p>
+      <w:pPr>
+        <w:spacing w:before="0" w:after="0"/>
+      </w:pPr>
     </w:p>
     <w:p>
       <w:pPr>

--- a/00-首页/题组Word/专项卷/一分册/专项卷X-学生版.docx
+++ b/00-首页/题组Word/专项卷/一分册/专项卷X-学生版.docx
@@ -206,8 +206,8 @@
     <w:p>
       <w:pPr>
         <w:pStyle w:val="BodyText"/>
+        <w:spacing w:before="0" w:after="0"/>
         <w:ind w:left="480" w:hanging="480"/>
-        <w:spacing w:after="0"/>
       </w:pPr>
       <w:r>
         <w:rPr>
@@ -231,20 +231,45 @@
     <w:p>
       <w:pPr>
         <w:pStyle w:val="BodyText"/>
+        <w:spacing w:before="0" w:after="0"/>
         <w:ind w:left="480" w:hanging="480"/>
+      </w:pPr>
+      <w:r>
+        <w:rPr>
+          <w:rFonts w:ascii="Times New Roman" w:hAnsi="Times New Roman" w:eastAsia="Times New Roman" w:cs="Times New Roman"/>
+        </w:rPr>
+        <w:t xml:space="preserve">B. </w:t>
+      </w:r>
+      <w:r>
+        <w:rPr>
+          <w:rFonts w:hint="eastAsia" w:ascii="Times New Roman" w:hAnsi="Times New Roman" w:eastAsia="FangSong" w:cs="Times New Roman"/>
+        </w:rPr>
+        <w:t xml:space="preserve">红磷比白磷稳定</w:t>
+      </w:r>
+      <w:r>
+        <w:rPr>
+          <w:rFonts w:ascii="Times New Roman" w:hAnsi="Times New Roman" w:eastAsia="Times New Roman" w:cs="Times New Roman"/>
+        </w:rPr>
+        <w:t xml:space="preserve"> </w:t>
+      </w:r>
+    </w:p>
+    <w:p>
+      <w:pPr>
+        <w:pStyle w:val="BodyText"/>
         <w:spacing w:before="0" w:after="0"/>
-      </w:pPr>
-      <w:r>
-        <w:rPr>
-          <w:rFonts w:ascii="Times New Roman" w:hAnsi="Times New Roman" w:eastAsia="Times New Roman" w:cs="Times New Roman"/>
-        </w:rPr>
-        <w:t xml:space="preserve">B. </w:t>
-      </w:r>
-      <w:r>
-        <w:rPr>
-          <w:rFonts w:hint="eastAsia" w:ascii="Times New Roman" w:hAnsi="Times New Roman" w:eastAsia="FangSong" w:cs="Times New Roman"/>
-        </w:rPr>
-        <w:t xml:space="preserve">红磷比白磷稳定</w:t>
+        <w:ind w:left="480" w:hanging="480"/>
+      </w:pPr>
+      <w:r>
+        <w:rPr>
+          <w:rFonts w:ascii="Times New Roman" w:hAnsi="Times New Roman" w:eastAsia="Times New Roman" w:cs="Times New Roman"/>
+        </w:rPr>
+        <w:t xml:space="preserve">C. </w:t>
+      </w:r>
+      <w:r>
+        <w:rPr>
+          <w:rFonts w:hint="eastAsia" w:ascii="Times New Roman" w:hAnsi="Times New Roman" w:eastAsia="FangSong" w:cs="Times New Roman"/>
+        </w:rPr>
+        <w:t xml:space="preserve">白磷转变为红磷需外界提供引发反应的能量</w:t>
       </w:r>
       <w:r>
         <w:rPr>
@@ -256,33 +281,8 @@
     <w:p>
       <w:pPr>
         <w:pStyle w:val="BodyText"/>
+        <w:spacing w:before="0" w:after="0"/>
         <w:ind w:left="480" w:hanging="480"/>
-        <w:spacing w:before="0" w:after="0"/>
-      </w:pPr>
-      <w:r>
-        <w:rPr>
-          <w:rFonts w:ascii="Times New Roman" w:hAnsi="Times New Roman" w:eastAsia="Times New Roman" w:cs="Times New Roman"/>
-        </w:rPr>
-        <w:t xml:space="preserve">C. </w:t>
-      </w:r>
-      <w:r>
-        <w:rPr>
-          <w:rFonts w:hint="eastAsia" w:ascii="Times New Roman" w:hAnsi="Times New Roman" w:eastAsia="FangSong" w:cs="Times New Roman"/>
-        </w:rPr>
-        <w:t xml:space="preserve">白磷转变为红磷需外界提供引发反应的能量</w:t>
-      </w:r>
-      <w:r>
-        <w:rPr>
-          <w:rFonts w:ascii="Times New Roman" w:hAnsi="Times New Roman" w:eastAsia="Times New Roman" w:cs="Times New Roman"/>
-        </w:rPr>
-        <w:t xml:space="preserve"> </w:t>
-      </w:r>
-    </w:p>
-    <w:p>
-      <w:pPr>
-        <w:pStyle w:val="BodyText"/>
-        <w:ind w:left="480" w:hanging="480"/>
-        <w:spacing w:before="0" w:after="180"/>
       </w:pPr>
       <w:r>
         <w:rPr>
@@ -404,6 +404,7 @@
     <w:p>
       <w:pPr>
         <w:pStyle w:val="FirstParagraph"/>
+        <w:spacing w:before="0" w:after="0"/>
       </w:pPr>
       <w:r>
         <w:rPr>
@@ -587,6 +588,7 @@
     <w:p>
       <w:pPr>
         <w:pStyle w:val="BodyText"/>
+        <w:spacing w:before="0" w:after="0"/>
       </w:pPr>
       <w:r>
         <w:rPr>
@@ -778,6 +780,7 @@
     <w:p>
       <w:pPr>
         <w:pStyle w:val="BodyText"/>
+        <w:spacing w:before="0" w:after="0"/>
       </w:pPr>
       <w:r>
         <w:rPr>
@@ -1186,6 +1189,7 @@
     <w:p>
       <w:pPr>
         <w:pStyle w:val="BodyText"/>
+        <w:spacing w:before="0" w:after="0"/>
       </w:pPr>
       <w:r>
         <w:rPr>
@@ -1591,6 +1595,7 @@
     <w:p>
       <w:pPr>
         <w:pStyle w:val="FirstParagraph"/>
+        <w:spacing w:before="0" w:after="0"/>
       </w:pPr>
       <w:r>
         <w:rPr>
@@ -1695,6 +1700,7 @@
     <w:p>
       <w:pPr>
         <w:pStyle w:val="BodyText"/>
+        <w:spacing w:before="0" w:after="0"/>
       </w:pPr>
       <w:r>
         <w:rPr>
@@ -1712,6 +1718,7 @@
     <w:p>
       <w:pPr>
         <w:pStyle w:val="BodyText"/>
+        <w:spacing w:before="0" w:after="0"/>
       </w:pPr>
       <w:r>
         <w:rPr>
@@ -1741,6 +1748,7 @@
     <w:p>
       <w:pPr>
         <w:pStyle w:val="BodyText"/>
+        <w:spacing w:before="0" w:after="0"/>
       </w:pPr>
       <w:r>
         <w:rPr>
@@ -2048,6 +2056,7 @@
     <w:p>
       <w:pPr>
         <w:pStyle w:val="FirstParagraph"/>
+        <w:spacing w:before="0" w:after="0"/>
       </w:pPr>
       <w:r>
         <w:rPr>
@@ -2065,6 +2074,7 @@
     <w:p>
       <w:pPr>
         <w:pStyle w:val="BodyText"/>
+        <w:spacing w:before="0" w:after="0"/>
       </w:pPr>
       <w:r>
         <w:rPr>
@@ -2123,6 +2133,7 @@
     <w:p>
       <w:pPr>
         <w:pStyle w:val="BodyText"/>
+        <w:spacing w:before="0" w:after="0"/>
       </w:pPr>
       <w:r>
         <w:rPr>
@@ -2152,6 +2163,7 @@
     <w:p>
       <w:pPr>
         <w:pStyle w:val="BodyText"/>
+        <w:spacing w:before="0" w:after="0"/>
       </w:pPr>
       <w:r>
         <w:rPr>
@@ -3066,8 +3078,8 @@
     <w:p>
       <w:pPr>
         <w:pStyle w:val="BodyText"/>
+        <w:spacing w:before="0" w:after="0"/>
         <w:ind w:left="480" w:hanging="480"/>
-        <w:spacing w:after="0"/>
       </w:pPr>
       <w:r>
         <w:rPr>
@@ -3161,8 +3173,8 @@
     <w:p>
       <w:pPr>
         <w:pStyle w:val="BodyText"/>
+        <w:spacing w:before="0" w:after="0"/>
         <w:ind w:left="480" w:hanging="480"/>
-        <w:spacing w:before="0" w:after="0"/>
       </w:pPr>
       <w:r>
         <w:rPr>
@@ -3218,8 +3230,8 @@
     <w:p>
       <w:pPr>
         <w:pStyle w:val="BodyText"/>
+        <w:spacing w:before="0" w:after="0"/>
         <w:ind w:left="480" w:hanging="480"/>
-        <w:spacing w:before="0" w:after="0"/>
       </w:pPr>
       <w:r>
         <w:rPr>
@@ -3275,8 +3287,8 @@
     <w:p>
       <w:pPr>
         <w:pStyle w:val="BodyText"/>
+        <w:spacing w:before="0" w:after="0"/>
         <w:ind w:left="480" w:hanging="480"/>
-        <w:spacing w:before="0" w:after="0"/>
       </w:pPr>
       <w:r>
         <w:rPr>
@@ -3332,8 +3344,8 @@
     <w:p>
       <w:pPr>
         <w:pStyle w:val="BodyText"/>
+        <w:spacing w:before="0" w:after="0"/>
         <w:ind w:left="480" w:hanging="480"/>
-        <w:spacing w:before="0" w:after="180"/>
       </w:pPr>
       <w:r>
         <w:rPr>
@@ -4775,6 +4787,7 @@
     <w:p>
       <w:pPr>
         <w:pStyle w:val="FirstParagraph"/>
+        <w:spacing w:before="0" w:after="0"/>
       </w:pPr>
       <w:r>
         <w:rPr>
@@ -4816,6 +4829,7 @@
     <w:p>
       <w:pPr>
         <w:pStyle w:val="BodyText"/>
+        <w:spacing w:before="0" w:after="0"/>
       </w:pPr>
       <w:r>
         <w:rPr>
@@ -4881,6 +4895,7 @@
     <w:p>
       <w:pPr>
         <w:pStyle w:val="BodyText"/>
+        <w:spacing w:before="0" w:after="0"/>
       </w:pPr>
       <w:r>
         <w:rPr>
@@ -4998,6 +5013,7 @@
     <w:p>
       <w:pPr>
         <w:pStyle w:val="BodyText"/>
+        <w:spacing w:before="0" w:after="0"/>
       </w:pPr>
       <w:r>
         <w:rPr>
@@ -5211,6 +5227,14 @@
         <w:tblStyle w:val="Table"/>
         <w:tblW w:type="pct" w:w="5000"/>
         <w:tblLayout w:type="fixed"/>
+        <w:tblBorders>
+          <w:top w:val="single" w:sz="12" w:space="0" w:color="000000"/>
+          <w:left w:val="none" w:sz="0" w:space="0" w:color="auto"/>
+          <w:bottom w:val="single" w:sz="12" w:space="0" w:color="000000"/>
+          <w:right w:val="none" w:sz="0" w:space="0" w:color="auto"/>
+          <w:insideH w:val="none" w:sz="0" w:space="0" w:color="auto"/>
+          <w:insideV w:val="none" w:sz="0" w:space="0" w:color="auto"/>
+        </w:tblBorders>
         <w:tblLook w:firstRow="1" w:lastRow="0" w:firstColumn="0" w:lastColumn="0" w:noHBand="0" w:noVBand="0" w:val="0020"/>
       </w:tblPr>
       <w:tblGrid>
@@ -5225,7 +5249,11 @@
           <w:tblHeader w:val="on"/>
         </w:trPr>
         <w:tc>
-          <w:tcPr/>
+          <w:tcPr>
+            <w:tcBorders>
+              <w:bottom w:val="single" w:sz="8" w:space="0" w:color="000000"/>
+            </w:tcBorders>
+          </w:tcPr>
           <w:p>
             <w:pPr>
               <w:pStyle w:val="Compact"/>
@@ -5234,7 +5262,11 @@
           </w:p>
         </w:tc>
         <w:tc>
-          <w:tcPr/>
+          <w:tcPr>
+            <w:tcBorders>
+              <w:bottom w:val="single" w:sz="8" w:space="0" w:color="000000"/>
+            </w:tcBorders>
+          </w:tcPr>
           <w:p>
             <w:pPr>
               <w:pStyle w:val="Compact"/>
@@ -5250,7 +5282,11 @@
           </w:p>
         </w:tc>
         <w:tc>
-          <w:tcPr/>
+          <w:tcPr>
+            <w:tcBorders>
+              <w:bottom w:val="single" w:sz="8" w:space="0" w:color="000000"/>
+            </w:tcBorders>
+          </w:tcPr>
           <w:p>
             <w:pPr>
               <w:pStyle w:val="Compact"/>
@@ -5266,7 +5302,11 @@
           </w:p>
         </w:tc>
         <w:tc>
-          <w:tcPr/>
+          <w:tcPr>
+            <w:tcBorders>
+              <w:bottom w:val="single" w:sz="8" w:space="0" w:color="000000"/>
+            </w:tcBorders>
+          </w:tcPr>
           <w:p>
             <w:pPr>
               <w:pStyle w:val="Compact"/>
@@ -5282,7 +5322,11 @@
           </w:p>
         </w:tc>
         <w:tc>
-          <w:tcPr/>
+          <w:tcPr>
+            <w:tcBorders>
+              <w:bottom w:val="single" w:sz="8" w:space="0" w:color="000000"/>
+            </w:tcBorders>
+          </w:tcPr>
           <w:p>
             <w:pPr>
               <w:pStyle w:val="Compact"/>
@@ -7731,8 +7775,8 @@
     <w:p>
       <w:pPr>
         <w:pStyle w:val="BodyText"/>
+        <w:spacing w:before="0" w:after="0"/>
         <w:ind w:left="480" w:hanging="480"/>
-        <w:spacing w:after="0"/>
       </w:pPr>
       <w:r>
         <w:rPr>
@@ -7820,8 +7864,8 @@
     <w:p>
       <w:pPr>
         <w:pStyle w:val="BodyText"/>
+        <w:spacing w:before="0" w:after="0"/>
         <w:ind w:left="480" w:hanging="480"/>
-        <w:spacing w:before="0" w:after="0"/>
       </w:pPr>
       <w:r>
         <w:rPr>
@@ -7892,8 +7936,8 @@
     <w:p>
       <w:pPr>
         <w:pStyle w:val="BodyText"/>
+        <w:spacing w:before="0" w:after="0"/>
         <w:ind w:left="480" w:hanging="480"/>
-        <w:spacing w:before="0" w:after="0"/>
       </w:pPr>
       <w:r>
         <w:rPr>
@@ -7982,8 +8026,8 @@
     <w:p>
       <w:pPr>
         <w:pStyle w:val="BodyText"/>
+        <w:spacing w:before="0" w:after="0"/>
         <w:ind w:left="480" w:hanging="480"/>
-        <w:spacing w:before="0" w:after="180"/>
       </w:pPr>
       <w:r>
         <w:rPr>
@@ -8676,6 +8720,14 @@
       <w:tblPr>
         <w:tblStyle w:val="Table"/>
         <w:tblW w:type="auto" w:w="0"/>
+        <w:tblBorders>
+          <w:top w:val="single" w:sz="12" w:space="0" w:color="000000"/>
+          <w:left w:val="none" w:sz="0" w:space="0" w:color="auto"/>
+          <w:bottom w:val="single" w:sz="12" w:space="0" w:color="000000"/>
+          <w:right w:val="none" w:sz="0" w:space="0" w:color="auto"/>
+          <w:insideH w:val="none" w:sz="0" w:space="0" w:color="auto"/>
+          <w:insideV w:val="none" w:sz="0" w:space="0" w:color="auto"/>
+        </w:tblBorders>
         <w:tblLook w:firstRow="1" w:lastRow="0" w:firstColumn="0" w:lastColumn="0" w:noHBand="0" w:noVBand="0" w:val="0020"/>
       </w:tblPr>
       <w:tblGrid>
@@ -8690,7 +8742,11 @@
           <w:tblHeader w:val="on"/>
         </w:trPr>
         <w:tc>
-          <w:tcPr/>
+          <w:tcPr>
+            <w:tcBorders>
+              <w:bottom w:val="single" w:sz="8" w:space="0" w:color="000000"/>
+            </w:tcBorders>
+          </w:tcPr>
           <w:p>
             <w:pPr>
               <w:pStyle w:val="Compact"/>
@@ -8706,7 +8762,11 @@
           </w:p>
         </w:tc>
         <w:tc>
-          <w:tcPr/>
+          <w:tcPr>
+            <w:tcBorders>
+              <w:bottom w:val="single" w:sz="8" w:space="0" w:color="000000"/>
+            </w:tcBorders>
+          </w:tcPr>
           <w:p>
             <w:pPr>
               <w:pStyle w:val="Compact"/>
@@ -8722,7 +8782,11 @@
           </w:p>
         </w:tc>
         <w:tc>
-          <w:tcPr/>
+          <w:tcPr>
+            <w:tcBorders>
+              <w:bottom w:val="single" w:sz="8" w:space="0" w:color="000000"/>
+            </w:tcBorders>
+          </w:tcPr>
           <w:p>
             <w:pPr>
               <w:pStyle w:val="Compact"/>
@@ -8738,7 +8802,11 @@
           </w:p>
         </w:tc>
         <w:tc>
-          <w:tcPr/>
+          <w:tcPr>
+            <w:tcBorders>
+              <w:bottom w:val="single" w:sz="8" w:space="0" w:color="000000"/>
+            </w:tcBorders>
+          </w:tcPr>
           <w:p>
             <w:pPr>
               <w:pStyle w:val="Compact"/>
@@ -8754,7 +8822,11 @@
           </w:p>
         </w:tc>
         <w:tc>
-          <w:tcPr/>
+          <w:tcPr>
+            <w:tcBorders>
+              <w:bottom w:val="single" w:sz="8" w:space="0" w:color="000000"/>
+            </w:tcBorders>
+          </w:tcPr>
           <w:p>
             <w:pPr>
               <w:pStyle w:val="Compact"/>
@@ -12892,6 +12964,7 @@
     <w:p>
       <w:pPr>
         <w:pStyle w:val="FirstParagraph"/>
+        <w:spacing w:before="0" w:after="0"/>
       </w:pPr>
       <w:r>
         <w:rPr>
@@ -13104,6 +13177,7 @@
     <w:p>
       <w:pPr>
         <w:pStyle w:val="BodyText"/>
+        <w:spacing w:before="0" w:after="0"/>
       </w:pPr>
       <w:r>
         <w:rPr>
@@ -13396,6 +13470,7 @@
     <w:p>
       <w:pPr>
         <w:pStyle w:val="BodyText"/>
+        <w:spacing w:before="0" w:after="0"/>
       </w:pPr>
       <w:r>
         <w:rPr>
@@ -13623,6 +13698,7 @@
     <w:p>
       <w:pPr>
         <w:pStyle w:val="BodyText"/>
+        <w:spacing w:before="0" w:after="0"/>
       </w:pPr>
       <w:r>
         <w:rPr>
@@ -18083,7 +18159,7 @@
     <ns0:rPr>
       <ns0:rFonts ns0:ascii="Times New Roman" ns0:cs="Times New Roman" ns0:eastAsia="SimHei" ns0:hAnsi="Times New Roman"/>
       <ns0:b/>
-      <ns0:color ns0:val="17324D"/>
+      <ns0:color ns0:val="000000"/>
       <ns0:sz ns0:val="44"/>
       <ns0:szCs ns0:val="56"/>
     </ns0:rPr>
@@ -18225,7 +18301,7 @@
     <ns0:rPr>
       <ns0:rFonts ns0:ascii="Times New Roman" ns0:cs="Times New Roman" ns0:eastAsia="SimHei" ns0:hAnsi="Times New Roman"/>
       <ns0:b/>
-      <ns0:color ns0:val="17324D"/>
+      <ns0:color ns0:val="000000"/>
       <ns0:sz ns0:val="32"/>
       <ns0:szCs ns0:val="40"/>
     </ns0:rPr>
@@ -18249,7 +18325,7 @@
     <ns0:rPr>
       <ns0:rFonts ns0:ascii="Times New Roman" ns0:cs="Times New Roman" ns0:eastAsia="SimHei" ns0:hAnsi="Times New Roman"/>
       <ns0:b/>
-      <ns0:color ns0:val="17324D"/>
+      <ns0:color ns0:val="000000"/>
       <ns0:sz ns0:val="28"/>
       <ns0:szCs ns0:val="32"/>
     </ns0:rPr>
@@ -18273,7 +18349,7 @@
     <ns0:rPr>
       <ns0:rFonts ns0:ascii="Times New Roman" ns0:cs="Times New Roman" ns0:eastAsia="SimHei" ns0:hAnsi="Times New Roman"/>
       <ns0:b/>
-      <ns0:color ns0:val="17324D"/>
+      <ns0:color ns0:val="000000"/>
       <ns0:sz ns0:val="25"/>
       <ns0:szCs ns0:val="28"/>
     </ns0:rPr>
